--- a/reports/signals/docx/levanter-signal-teaser-substack-2026-08-24.docx
+++ b/reports/signals/docx/levanter-signal-teaser-substack-2026-08-24.docx
@@ -4,7 +4,7 @@
   <w:body>
     <w:p>
       <w:r>
-        <w:t>Introducing the Levanter Signal, our new weekly newsletter.</w:t>
+        <w:t>The Levanter Signal, our weekly subscriber note.</w:t>
       </w:r>
     </w:p>
     <w:p>
@@ -14,12 +14,12 @@
     </w:p>
     <w:p>
       <w:r>
-        <w:t>It is free this week and next. After that, it moves to subscribers.</w:t>
+        <w:t>It is free while we build the list, and we will say so before that changes.</w:t>
       </w:r>
     </w:p>
     <w:p>
       <w:r>
-        <w:t>Here is the first Signal in one minute.</w:t>
+        <w:t>Here is this week's Signal in one minute.</w:t>
       </w:r>
     </w:p>
     <w:p>
@@ -34,7 +34,7 @@
     </w:p>
     <w:p>
       <w:r>
-        <w:t>On the longer view, bitcoin is trading about 42 percent below the fitted fair value produced by Levanter's adoption model. That is valuation context, not a price target or a prediction for Friday.</w:t>
+        <w:t>On the longer view, bitcoin is trading about 42 percent below the fair value produced by Levanter's long-run valuation fit, which models price against how long the network has existed. That is valuation context, not a price target or a prediction for Friday.</w:t>
       </w:r>
     </w:p>
     <w:p>
@@ -69,7 +69,7 @@
     </w:p>
     <w:p>
       <w:r>
-        <w:t>The Signal is free this week and next. Subscribe now to read the first issue and continue receiving it afterwards:</w:t>
+        <w:t>The Signal is free while we build the list. Subscribe now and you keep receiving it:</w:t>
       </w:r>
     </w:p>
     <w:p>

--- a/reports/signals/docx/levanter-signal-teaser-substack-2026-08-24.docx
+++ b/reports/signals/docx/levanter-signal-teaser-substack-2026-08-24.docx
@@ -4,7 +4,7 @@
   <w:body>
     <w:p>
       <w:r>
-        <w:t>The Levanter Signal, our weekly subscriber note.</w:t>
+        <w:t>Introducing the Levanter Signal, our new weekly newsletter.</w:t>
       </w:r>
     </w:p>
     <w:p>
@@ -19,7 +19,7 @@
     </w:p>
     <w:p>
       <w:r>
-        <w:t>Here is this week's Signal in one minute.</w:t>
+        <w:t>Here is the first Signal in one minute.</w:t>
       </w:r>
     </w:p>
     <w:p>
